--- a/Docs/ARTÍCULO EXPERIENCIA GRUPAL GRUPO-F.docx
+++ b/Docs/ARTÍCULO EXPERIENCIA GRUPAL GRUPO-F.docx
@@ -17,13 +17,6 @@
           <w:lang w:val="es-ES"/>
         </w:rPr>
       </w:pPr>
-      <w:r>
-        <w:rPr>
-          <w:rFonts w:ascii="Times New Roman" w:hAnsi="Times New Roman" w:cs="Times New Roman"/>
-          <w:lang w:val="es-ES"/>
-        </w:rPr>
-        <w:t>ç</w:t>
-      </w:r>
     </w:p>
     <w:p>
       <w:pPr>
@@ -63,6 +56,7 @@
           <w:lang w:val="es-ES"/>
         </w:rPr>
       </w:pPr>
+      <w:proofErr w:type="spellStart"/>
       <w:r>
         <w:rPr>
           <w:rFonts w:ascii="Times New Roman" w:hAnsi="Times New Roman" w:cs="Times New Roman"/>
@@ -72,7 +66,19 @@
           <w:szCs w:val="32"/>
           <w:lang w:val="es-ES"/>
         </w:rPr>
-        <w:t>Paper - Organización y planificación para el éxito grupal.</w:t>
+        <w:t>Paper</w:t>
+      </w:r>
+      <w:proofErr w:type="spellEnd"/>
+      <w:r>
+        <w:rPr>
+          <w:rFonts w:ascii="Times New Roman" w:hAnsi="Times New Roman" w:cs="Times New Roman"/>
+          <w:b/>
+          <w:bCs/>
+          <w:sz w:val="32"/>
+          <w:szCs w:val="32"/>
+          <w:lang w:val="es-ES"/>
+        </w:rPr>
+        <w:t xml:space="preserve"> - Organización y planificación para el éxito grupal.</w:t>
       </w:r>
     </w:p>
     <w:p>
@@ -117,11 +123,19 @@
         </w:rPr>
         <w:br/>
       </w:r>
-      <w:r>
-        <w:rPr>
-          <w:rFonts w:ascii="Times New Roman" w:hAnsi="Times New Roman" w:cs="Times New Roman"/>
-        </w:rPr>
-        <w:t>Banchon Salas Roger Adonis</w:t>
+      <w:proofErr w:type="spellStart"/>
+      <w:r>
+        <w:rPr>
+          <w:rFonts w:ascii="Times New Roman" w:hAnsi="Times New Roman" w:cs="Times New Roman"/>
+        </w:rPr>
+        <w:t>Banchon</w:t>
+      </w:r>
+      <w:proofErr w:type="spellEnd"/>
+      <w:r>
+        <w:rPr>
+          <w:rFonts w:ascii="Times New Roman" w:hAnsi="Times New Roman" w:cs="Times New Roman"/>
+        </w:rPr>
+        <w:t xml:space="preserve"> Salas Roger Adonis</w:t>
       </w:r>
       <w:r>
         <w:rPr>
@@ -142,11 +156,19 @@
           <w:lang w:eastAsia="es-EC"/>
         </w:rPr>
       </w:pPr>
-      <w:r>
-        <w:rPr>
-          <w:rFonts w:ascii="Times New Roman" w:hAnsi="Times New Roman" w:cs="Times New Roman"/>
-        </w:rPr>
-        <w:t>Martinez Gamarra Daniel Andres</w:t>
+      <w:proofErr w:type="spellStart"/>
+      <w:r>
+        <w:rPr>
+          <w:rFonts w:ascii="Times New Roman" w:hAnsi="Times New Roman" w:cs="Times New Roman"/>
+        </w:rPr>
+        <w:t>Martinez</w:t>
+      </w:r>
+      <w:proofErr w:type="spellEnd"/>
+      <w:r>
+        <w:rPr>
+          <w:rFonts w:ascii="Times New Roman" w:hAnsi="Times New Roman" w:cs="Times New Roman"/>
+        </w:rPr>
+        <w:t xml:space="preserve"> Gamarra Daniel Andres</w:t>
       </w:r>
       <w:r>
         <w:rPr>
@@ -211,7 +233,21 @@
         <w:rPr>
           <w:rFonts w:ascii="Times New Roman" w:hAnsi="Times New Roman" w:cs="Times New Roman"/>
         </w:rPr>
-        <w:t>Macas Jimenez David Alejandro</w:t>
+        <w:t xml:space="preserve">Macas </w:t>
+      </w:r>
+      <w:proofErr w:type="spellStart"/>
+      <w:r>
+        <w:rPr>
+          <w:rFonts w:ascii="Times New Roman" w:hAnsi="Times New Roman" w:cs="Times New Roman"/>
+        </w:rPr>
+        <w:t>Jimenez</w:t>
+      </w:r>
+      <w:proofErr w:type="spellEnd"/>
+      <w:r>
+        <w:rPr>
+          <w:rFonts w:ascii="Times New Roman" w:hAnsi="Times New Roman" w:cs="Times New Roman"/>
+        </w:rPr>
+        <w:t xml:space="preserve"> David Alejandro</w:t>
       </w:r>
       <w:r>
         <w:rPr>
@@ -259,7 +295,7 @@
           <w:noProof/>
         </w:rPr>
         <w:drawing>
-          <wp:anchor distT="0" distB="0" distL="114300" distR="114300" simplePos="0" relativeHeight="251659264" behindDoc="0" locked="0" layoutInCell="1" allowOverlap="1" wp14:anchorId="42EE5C53" wp14:editId="5A7D932E">
+          <wp:anchor distT="0" distB="0" distL="114300" distR="114300" simplePos="0" relativeHeight="251659264" behindDoc="0" locked="0" layoutInCell="1" allowOverlap="1" wp14:anchorId="42EE5C53" wp14:editId="72627166">
             <wp:simplePos x="0" y="0"/>
             <wp:positionH relativeFrom="margin">
               <wp:align>right</wp:align>
@@ -376,7 +412,47 @@
           <w:bCs/>
           <w:color w:val="000000" w:themeColor="text1"/>
         </w:rPr>
-        <w:t>(Roger Banchon, Daniel Martinez, Cristopher Loza, Carlos Valencia, David Macas)</w:t>
+        <w:t xml:space="preserve">(Roger </w:t>
+      </w:r>
+      <w:proofErr w:type="spellStart"/>
+      <w:r>
+        <w:rPr>
+          <w:rFonts w:ascii="Times New Roman" w:hAnsi="Times New Roman" w:cs="Times New Roman"/>
+          <w:b/>
+          <w:bCs/>
+          <w:color w:val="000000" w:themeColor="text1"/>
+        </w:rPr>
+        <w:t>Banchon</w:t>
+      </w:r>
+      <w:proofErr w:type="spellEnd"/>
+      <w:r>
+        <w:rPr>
+          <w:rFonts w:ascii="Times New Roman" w:hAnsi="Times New Roman" w:cs="Times New Roman"/>
+          <w:b/>
+          <w:bCs/>
+          <w:color w:val="000000" w:themeColor="text1"/>
+        </w:rPr>
+        <w:t xml:space="preserve">, Daniel </w:t>
+      </w:r>
+      <w:proofErr w:type="spellStart"/>
+      <w:r>
+        <w:rPr>
+          <w:rFonts w:ascii="Times New Roman" w:hAnsi="Times New Roman" w:cs="Times New Roman"/>
+          <w:b/>
+          <w:bCs/>
+          <w:color w:val="000000" w:themeColor="text1"/>
+        </w:rPr>
+        <w:t>Martinez</w:t>
+      </w:r>
+      <w:proofErr w:type="spellEnd"/>
+      <w:r>
+        <w:rPr>
+          <w:rFonts w:ascii="Times New Roman" w:hAnsi="Times New Roman" w:cs="Times New Roman"/>
+          <w:b/>
+          <w:bCs/>
+          <w:color w:val="000000" w:themeColor="text1"/>
+        </w:rPr>
+        <w:t>, Cristopher Loza, Carlos Valencia, David Macas)</w:t>
       </w:r>
     </w:p>
     <w:p>
@@ -486,7 +562,23 @@
           <w:rFonts w:ascii="Times New Roman" w:hAnsi="Times New Roman" w:cs="Times New Roman"/>
           <w:lang w:val="es-ES"/>
         </w:rPr>
-        <w:t>; destacando todos los desafíos y técnicas implementados para lograr un sistema de calidad y robusto, el cual nos ayudo a fortalecer nuestro crecimiento profesional.</w:t>
+        <w:t xml:space="preserve">; destacando todos los desafíos y técnicas implementados para lograr un sistema de calidad y robusto, el cual nos </w:t>
+      </w:r>
+      <w:proofErr w:type="spellStart"/>
+      <w:r>
+        <w:rPr>
+          <w:rFonts w:ascii="Times New Roman" w:hAnsi="Times New Roman" w:cs="Times New Roman"/>
+          <w:lang w:val="es-ES"/>
+        </w:rPr>
+        <w:t>ayudo</w:t>
+      </w:r>
+      <w:proofErr w:type="spellEnd"/>
+      <w:r>
+        <w:rPr>
+          <w:rFonts w:ascii="Times New Roman" w:hAnsi="Times New Roman" w:cs="Times New Roman"/>
+          <w:lang w:val="es-ES"/>
+        </w:rPr>
+        <w:t xml:space="preserve"> a fortalecer nuestro crecimiento profesional.</w:t>
       </w:r>
     </w:p>
     <w:p>
@@ -568,7 +660,21 @@
         <w:rPr>
           <w:rFonts w:ascii="Times New Roman" w:hAnsi="Times New Roman" w:cs="Times New Roman"/>
         </w:rPr>
-        <w:t xml:space="preserve">de la bibliotecas </w:t>
+        <w:t xml:space="preserve">de </w:t>
+      </w:r>
+      <w:proofErr w:type="gramStart"/>
+      <w:r>
+        <w:rPr>
+          <w:rFonts w:ascii="Times New Roman" w:hAnsi="Times New Roman" w:cs="Times New Roman"/>
+        </w:rPr>
+        <w:t>la bibliotecas</w:t>
+      </w:r>
+      <w:proofErr w:type="gramEnd"/>
+      <w:r>
+        <w:rPr>
+          <w:rFonts w:ascii="Times New Roman" w:hAnsi="Times New Roman" w:cs="Times New Roman"/>
+        </w:rPr>
+        <w:t xml:space="preserve"> </w:t>
       </w:r>
       <w:r>
         <w:rPr>
@@ -598,7 +704,21 @@
         <w:rPr>
           <w:rFonts w:ascii="Times New Roman" w:hAnsi="Times New Roman" w:cs="Times New Roman"/>
         </w:rPr>
-        <w:t xml:space="preserve">istema web para optimizar la gestión de prestamos de libros para usuarios de una biblioteca online; al finalizar siendo una experiencia con resultados agradables, fluidas y exitosas; gracias de la mano con las enseñanzas y direcciones del Ing. Franklin Parrales logrando una estructura bien definida y detallada. </w:t>
+        <w:t xml:space="preserve">istema web para optimizar la gestión de </w:t>
+      </w:r>
+      <w:proofErr w:type="spellStart"/>
+      <w:r>
+        <w:rPr>
+          <w:rFonts w:ascii="Times New Roman" w:hAnsi="Times New Roman" w:cs="Times New Roman"/>
+        </w:rPr>
+        <w:t>prestamos</w:t>
+      </w:r>
+      <w:proofErr w:type="spellEnd"/>
+      <w:r>
+        <w:rPr>
+          <w:rFonts w:ascii="Times New Roman" w:hAnsi="Times New Roman" w:cs="Times New Roman"/>
+        </w:rPr>
+        <w:t xml:space="preserve"> de libros para usuarios de una biblioteca online; al finalizar siendo una experiencia con resultados agradables, fluidas y exitosas; gracias de la mano con las enseñanzas y direcciones del Ing. Franklin Parrales logrando una estructura bien definida y detallada. </w:t>
       </w:r>
       <w:r>
         <w:rPr>
@@ -660,7 +780,39 @@
           <w:rFonts w:ascii="Times New Roman" w:hAnsi="Times New Roman" w:cs="Times New Roman"/>
           <w:color w:val="000000" w:themeColor="text1"/>
         </w:rPr>
-        <w:t>Desde el inicio de nuestro proyecto, como paso primordial definimos todos los objetivos de manera clara y lo mas posible apegado a la realidad actual. Utilizamos el repositorio GitHub como nuestra principal herramienta de planificación, aunque contamos también con aplicaciones como WhatsApp y Discord.</w:t>
+        <w:t xml:space="preserve">Desde el inicio de nuestro proyecto, como paso primordial definimos todos los objetivos de manera clara y lo </w:t>
+      </w:r>
+      <w:proofErr w:type="spellStart"/>
+      <w:r>
+        <w:rPr>
+          <w:rFonts w:ascii="Times New Roman" w:hAnsi="Times New Roman" w:cs="Times New Roman"/>
+          <w:color w:val="000000" w:themeColor="text1"/>
+        </w:rPr>
+        <w:t>mas</w:t>
+      </w:r>
+      <w:proofErr w:type="spellEnd"/>
+      <w:r>
+        <w:rPr>
+          <w:rFonts w:ascii="Times New Roman" w:hAnsi="Times New Roman" w:cs="Times New Roman"/>
+          <w:color w:val="000000" w:themeColor="text1"/>
+        </w:rPr>
+        <w:t xml:space="preserve"> posible apegado a la realidad actual. Utilizamos el repositorio GitHub como nuestra principal herramienta de planificación, aunque contamos también con aplicaciones como WhatsApp y </w:t>
+      </w:r>
+      <w:proofErr w:type="spellStart"/>
+      <w:r>
+        <w:rPr>
+          <w:rFonts w:ascii="Times New Roman" w:hAnsi="Times New Roman" w:cs="Times New Roman"/>
+          <w:color w:val="000000" w:themeColor="text1"/>
+        </w:rPr>
+        <w:t>Discord</w:t>
+      </w:r>
+      <w:proofErr w:type="spellEnd"/>
+      <w:r>
+        <w:rPr>
+          <w:rFonts w:ascii="Times New Roman" w:hAnsi="Times New Roman" w:cs="Times New Roman"/>
+          <w:color w:val="000000" w:themeColor="text1"/>
+        </w:rPr>
+        <w:t>.</w:t>
       </w:r>
       <w:r>
         <w:rPr>
@@ -697,7 +849,23 @@
           <w:rFonts w:ascii="Times New Roman" w:hAnsi="Times New Roman" w:cs="Times New Roman"/>
           <w:color w:val="000000" w:themeColor="text1"/>
         </w:rPr>
-        <w:t>cuando fueran necesario. Así, mismo se estableció un enfoque colaborativo y neutral, en el cual las decisiones que se tomaran se harían en conjunto y con presencia de todos los integrantes del equipo; de esa manera se logro un ambiente participativo y equilibrado.</w:t>
+        <w:t xml:space="preserve">cuando fueran necesario. Así, mismo se estableció un enfoque colaborativo y neutral, en el cual las decisiones que se tomaran se harían en conjunto y con presencia de todos los integrantes del equipo; de esa manera se </w:t>
+      </w:r>
+      <w:proofErr w:type="spellStart"/>
+      <w:r>
+        <w:rPr>
+          <w:rFonts w:ascii="Times New Roman" w:hAnsi="Times New Roman" w:cs="Times New Roman"/>
+          <w:color w:val="000000" w:themeColor="text1"/>
+        </w:rPr>
+        <w:t>logro</w:t>
+      </w:r>
+      <w:proofErr w:type="spellEnd"/>
+      <w:r>
+        <w:rPr>
+          <w:rFonts w:ascii="Times New Roman" w:hAnsi="Times New Roman" w:cs="Times New Roman"/>
+          <w:color w:val="000000" w:themeColor="text1"/>
+        </w:rPr>
+        <w:t xml:space="preserve"> un ambiente participativo y equilibrado.</w:t>
       </w:r>
     </w:p>
     <w:p>
@@ -769,14 +937,42 @@
         <w:rPr>
           <w:rFonts w:ascii="Times New Roman" w:hAnsi="Times New Roman" w:cs="Times New Roman"/>
         </w:rPr>
-        <w:t xml:space="preserve">principal desafío fue la dificultad para definir el tema de nuestro proyecto. Esta decisión generó debates y puntos de vistas diversos dentro del grupo, ya que cada integrante tenia diferentes </w:t>
+        <w:t xml:space="preserve">principal desafío fue la dificultad para definir el tema de nuestro proyecto. Esta decisión generó debates y puntos de vistas diversos dentro del grupo, ya que cada integrante </w:t>
+      </w:r>
+      <w:proofErr w:type="spellStart"/>
+      <w:r>
+        <w:rPr>
+          <w:rFonts w:ascii="Times New Roman" w:hAnsi="Times New Roman" w:cs="Times New Roman"/>
+        </w:rPr>
+        <w:t>tenia</w:t>
+      </w:r>
+      <w:proofErr w:type="spellEnd"/>
+      <w:r>
+        <w:rPr>
+          <w:rFonts w:ascii="Times New Roman" w:hAnsi="Times New Roman" w:cs="Times New Roman"/>
+        </w:rPr>
+        <w:t xml:space="preserve"> diferentes </w:t>
       </w:r>
       <w:r>
         <w:rPr>
           <w:rFonts w:ascii="Times New Roman" w:hAnsi="Times New Roman" w:cs="Times New Roman"/>
         </w:rPr>
         <w:lastRenderedPageBreak/>
-        <w:t xml:space="preserve">perspectivas sobre cual seria el tema adecuado para adéntranos a fondo en él. </w:t>
+        <w:t xml:space="preserve">perspectivas sobre cual </w:t>
+      </w:r>
+      <w:proofErr w:type="spellStart"/>
+      <w:r>
+        <w:rPr>
+          <w:rFonts w:ascii="Times New Roman" w:hAnsi="Times New Roman" w:cs="Times New Roman"/>
+        </w:rPr>
+        <w:t>seria</w:t>
+      </w:r>
+      <w:proofErr w:type="spellEnd"/>
+      <w:r>
+        <w:rPr>
+          <w:rFonts w:ascii="Times New Roman" w:hAnsi="Times New Roman" w:cs="Times New Roman"/>
+        </w:rPr>
+        <w:t xml:space="preserve"> el tema adecuado para adéntranos a fondo en él. </w:t>
       </w:r>
     </w:p>
     <w:p>
@@ -820,7 +1016,21 @@
         <w:rPr>
           <w:rFonts w:ascii="Times New Roman" w:hAnsi="Times New Roman" w:cs="Times New Roman"/>
         </w:rPr>
-        <w:t xml:space="preserve">implementamos el uso del patrón MVC desde el inicio hasta el final del desarrollo. No obstante, en la practica resulto complejo separar ordenada y correctamente </w:t>
+        <w:t xml:space="preserve">implementamos el uso del patrón MVC desde el inicio hasta el final del desarrollo. No obstante, en la </w:t>
+      </w:r>
+      <w:proofErr w:type="spellStart"/>
+      <w:r>
+        <w:rPr>
+          <w:rFonts w:ascii="Times New Roman" w:hAnsi="Times New Roman" w:cs="Times New Roman"/>
+        </w:rPr>
+        <w:t>practica</w:t>
+      </w:r>
+      <w:proofErr w:type="spellEnd"/>
+      <w:r>
+        <w:rPr>
+          <w:rFonts w:ascii="Times New Roman" w:hAnsi="Times New Roman" w:cs="Times New Roman"/>
+        </w:rPr>
+        <w:t xml:space="preserve"> resulto complejo separar ordenada y correctamente </w:t>
       </w:r>
       <w:r>
         <w:rPr>
@@ -850,7 +1060,21 @@
         <w:rPr>
           <w:rFonts w:ascii="Times New Roman" w:hAnsi="Times New Roman" w:cs="Times New Roman"/>
         </w:rPr>
-        <w:t>estos errores se debieron en parte al desconocimiento por parte nuestra; lo cual nos retraso en su momento, pero se solucionó con investigación de los tópicos relacionados con el tema.</w:t>
+        <w:t xml:space="preserve">estos errores se debieron en parte al desconocimiento por parte nuestra; lo cual nos </w:t>
+      </w:r>
+      <w:proofErr w:type="spellStart"/>
+      <w:r>
+        <w:rPr>
+          <w:rFonts w:ascii="Times New Roman" w:hAnsi="Times New Roman" w:cs="Times New Roman"/>
+        </w:rPr>
+        <w:t>retraso</w:t>
+      </w:r>
+      <w:proofErr w:type="spellEnd"/>
+      <w:r>
+        <w:rPr>
+          <w:rFonts w:ascii="Times New Roman" w:hAnsi="Times New Roman" w:cs="Times New Roman"/>
+        </w:rPr>
+        <w:t xml:space="preserve"> en su momento, pero se solucionó con investigación de los tópicos relacionados con el tema.</w:t>
       </w:r>
     </w:p>
     <w:p>
@@ -876,7 +1100,35 @@
         <w:rPr>
           <w:rFonts w:ascii="Times New Roman" w:hAnsi="Times New Roman" w:cs="Times New Roman"/>
         </w:rPr>
-        <w:t xml:space="preserve"> la conexión entre el Front End y el Back End del sistema. Al inicio fue divertido y sencillo por así decirlo el modelado y diseño de las interfaces HTML y JavaScript de nuestro Front, no obstante, como se mencionó en parte por el desconocimiento a profundidad del tema; la lógica programada en el </w:t>
+        <w:t xml:space="preserve"> la conexión entre el Front </w:t>
+      </w:r>
+      <w:proofErr w:type="spellStart"/>
+      <w:r>
+        <w:rPr>
+          <w:rFonts w:ascii="Times New Roman" w:hAnsi="Times New Roman" w:cs="Times New Roman"/>
+        </w:rPr>
+        <w:t>End</w:t>
+      </w:r>
+      <w:proofErr w:type="spellEnd"/>
+      <w:r>
+        <w:rPr>
+          <w:rFonts w:ascii="Times New Roman" w:hAnsi="Times New Roman" w:cs="Times New Roman"/>
+        </w:rPr>
+        <w:t xml:space="preserve"> y el Back </w:t>
+      </w:r>
+      <w:proofErr w:type="spellStart"/>
+      <w:r>
+        <w:rPr>
+          <w:rFonts w:ascii="Times New Roman" w:hAnsi="Times New Roman" w:cs="Times New Roman"/>
+        </w:rPr>
+        <w:t>End</w:t>
+      </w:r>
+      <w:proofErr w:type="spellEnd"/>
+      <w:r>
+        <w:rPr>
+          <w:rFonts w:ascii="Times New Roman" w:hAnsi="Times New Roman" w:cs="Times New Roman"/>
+        </w:rPr>
+        <w:t xml:space="preserve"> del sistema. Al inicio fue divertido y sencillo por así decirlo el modelado y diseño de las interfaces HTML y JavaScript de nuestro Front, no obstante, como se mencionó en parte por el desconocimiento a profundidad del tema; la lógica programada en el </w:t>
       </w:r>
       <w:r>
         <w:rPr>
@@ -888,21 +1140,63 @@
         <w:rPr>
           <w:rFonts w:ascii="Times New Roman" w:hAnsi="Times New Roman" w:cs="Times New Roman"/>
         </w:rPr>
-        <w:t xml:space="preserve"> Esto nos quemo un tanto el mental, pero se pudo solucionar de igual manera con tutoriales y revisión de información relacionada al respecto. </w:t>
-      </w:r>
-    </w:p>
-    <w:p>
-      <w:pPr>
-        <w:spacing w:line="360" w:lineRule="auto"/>
-        <w:rPr>
-          <w:rFonts w:ascii="Times New Roman" w:hAnsi="Times New Roman" w:cs="Times New Roman"/>
-        </w:rPr>
-      </w:pPr>
-      <w:r>
-        <w:rPr>
-          <w:rFonts w:ascii="Times New Roman" w:hAnsi="Times New Roman" w:cs="Times New Roman"/>
-        </w:rPr>
-        <w:t xml:space="preserve">También, se cometió el error de utilizar el archivo Index como si fuera una vista, lo cual nos genero muchos conflictos en la navegación y la estructura del sistema.  Por otra parte, hubo varios fallos al devolver datos en formato JSON, esto afecto </w:t>
+        <w:t xml:space="preserve"> Esto nos </w:t>
+      </w:r>
+      <w:proofErr w:type="spellStart"/>
+      <w:r>
+        <w:rPr>
+          <w:rFonts w:ascii="Times New Roman" w:hAnsi="Times New Roman" w:cs="Times New Roman"/>
+        </w:rPr>
+        <w:t>quemo</w:t>
+      </w:r>
+      <w:proofErr w:type="spellEnd"/>
+      <w:r>
+        <w:rPr>
+          <w:rFonts w:ascii="Times New Roman" w:hAnsi="Times New Roman" w:cs="Times New Roman"/>
+        </w:rPr>
+        <w:t xml:space="preserve"> un tanto el mental, pero se pudo solucionar de igual manera con tutoriales y revisión de información relacionada al respecto. </w:t>
+      </w:r>
+    </w:p>
+    <w:p>
+      <w:pPr>
+        <w:spacing w:line="360" w:lineRule="auto"/>
+        <w:rPr>
+          <w:rFonts w:ascii="Times New Roman" w:hAnsi="Times New Roman" w:cs="Times New Roman"/>
+        </w:rPr>
+      </w:pPr>
+      <w:r>
+        <w:rPr>
+          <w:rFonts w:ascii="Times New Roman" w:hAnsi="Times New Roman" w:cs="Times New Roman"/>
+        </w:rPr>
+        <w:t xml:space="preserve">También, se cometió el error de utilizar el archivo </w:t>
+      </w:r>
+      <w:proofErr w:type="spellStart"/>
+      <w:r>
+        <w:rPr>
+          <w:rFonts w:ascii="Times New Roman" w:hAnsi="Times New Roman" w:cs="Times New Roman"/>
+        </w:rPr>
+        <w:t>Index</w:t>
+      </w:r>
+      <w:proofErr w:type="spellEnd"/>
+      <w:r>
+        <w:rPr>
+          <w:rFonts w:ascii="Times New Roman" w:hAnsi="Times New Roman" w:cs="Times New Roman"/>
+        </w:rPr>
+        <w:t xml:space="preserve"> como si fuera una vista, lo cual nos </w:t>
+      </w:r>
+      <w:proofErr w:type="spellStart"/>
+      <w:r>
+        <w:rPr>
+          <w:rFonts w:ascii="Times New Roman" w:hAnsi="Times New Roman" w:cs="Times New Roman"/>
+        </w:rPr>
+        <w:t>genero</w:t>
+      </w:r>
+      <w:proofErr w:type="spellEnd"/>
+      <w:r>
+        <w:rPr>
+          <w:rFonts w:ascii="Times New Roman" w:hAnsi="Times New Roman" w:cs="Times New Roman"/>
+        </w:rPr>
+        <w:t xml:space="preserve"> muchos conflictos en la navegación y la estructura del sistema.  Por otra parte, hubo varios fallos al devolver datos en formato JSON, esto afecto </w:t>
       </w:r>
       <w:r>
         <w:rPr>
@@ -1122,7 +1416,35 @@
         <w:rPr>
           <w:rFonts w:ascii="Times New Roman" w:hAnsi="Times New Roman" w:cs="Times New Roman"/>
         </w:rPr>
-        <w:t xml:space="preserve"> fue enriquecedora. Nuestro proyecto fue mas que un proyecto académico, consideramos como una simulación intensiva del ciclo de vida de los software que existen en el mundo real. La conclusión principal de nuestra experiencia es que los errores y desafíos presentados no son fracasos, sino oportunidades de aprendizaje</w:t>
+        <w:t xml:space="preserve"> fue enriquecedora. Nuestro proyecto fue </w:t>
+      </w:r>
+      <w:proofErr w:type="spellStart"/>
+      <w:r>
+        <w:rPr>
+          <w:rFonts w:ascii="Times New Roman" w:hAnsi="Times New Roman" w:cs="Times New Roman"/>
+        </w:rPr>
+        <w:t>mas</w:t>
+      </w:r>
+      <w:proofErr w:type="spellEnd"/>
+      <w:r>
+        <w:rPr>
+          <w:rFonts w:ascii="Times New Roman" w:hAnsi="Times New Roman" w:cs="Times New Roman"/>
+        </w:rPr>
+        <w:t xml:space="preserve"> que un proyecto académico, consideramos como una simulación intensiva del ciclo de vida </w:t>
+      </w:r>
+      <w:proofErr w:type="gramStart"/>
+      <w:r>
+        <w:rPr>
+          <w:rFonts w:ascii="Times New Roman" w:hAnsi="Times New Roman" w:cs="Times New Roman"/>
+        </w:rPr>
+        <w:t>de los software</w:t>
+      </w:r>
+      <w:proofErr w:type="gramEnd"/>
+      <w:r>
+        <w:rPr>
+          <w:rFonts w:ascii="Times New Roman" w:hAnsi="Times New Roman" w:cs="Times New Roman"/>
+        </w:rPr>
+        <w:t xml:space="preserve"> que existen en el mundo real. La conclusión principal de nuestra experiencia es que los errores y desafíos presentados no son fracasos, sino oportunidades de aprendizaje</w:t>
       </w:r>
       <w:r>
         <w:rPr>
@@ -1135,21 +1457,63 @@
           <w:rFonts w:ascii="Times New Roman" w:hAnsi="Times New Roman" w:cs="Times New Roman"/>
         </w:rPr>
         <w:lastRenderedPageBreak/>
-        <w:t xml:space="preserve">repositorio de GitHub, nos obligo a profundizar nuestro conocimiento e investigar lo más importante para corroborar de manera efectiva cada una de nuestras decisiones. </w:t>
-      </w:r>
-    </w:p>
-    <w:p>
-      <w:pPr>
-        <w:spacing w:line="360" w:lineRule="auto"/>
-        <w:rPr>
-          <w:rFonts w:ascii="Times New Roman" w:hAnsi="Times New Roman" w:cs="Times New Roman"/>
-        </w:rPr>
-      </w:pPr>
-      <w:r>
-        <w:rPr>
-          <w:rFonts w:ascii="Times New Roman" w:hAnsi="Times New Roman" w:cs="Times New Roman"/>
-        </w:rPr>
-        <w:t>Esta experiencia nos ha permitido crecer como profesionales, aclarándonos que en la practica la importancias de una arquitectura limpia y la necesidad de dedicar tiempo al análisis de todo antes de la codificación. Salimos de este proyecto no solo con un sistema funcional y robusto de la cual estamos orgullosos, sino con una mayor confianza en cada habilidad técnica individual de los integrantes del equipo; preparándonos para desafíos futuros no solo en los próximos semestres sino en nuestra carrera como ingenieros en Software.</w:t>
+        <w:t xml:space="preserve">repositorio de GitHub, nos </w:t>
+      </w:r>
+      <w:proofErr w:type="spellStart"/>
+      <w:r>
+        <w:rPr>
+          <w:rFonts w:ascii="Times New Roman" w:hAnsi="Times New Roman" w:cs="Times New Roman"/>
+        </w:rPr>
+        <w:t>obligo</w:t>
+      </w:r>
+      <w:proofErr w:type="spellEnd"/>
+      <w:r>
+        <w:rPr>
+          <w:rFonts w:ascii="Times New Roman" w:hAnsi="Times New Roman" w:cs="Times New Roman"/>
+        </w:rPr>
+        <w:t xml:space="preserve"> a profundizar nuestro conocimiento e investigar lo más importante para corroborar de manera efectiva cada una de nuestras decisiones. </w:t>
+      </w:r>
+    </w:p>
+    <w:p>
+      <w:pPr>
+        <w:spacing w:line="360" w:lineRule="auto"/>
+        <w:rPr>
+          <w:rFonts w:ascii="Times New Roman" w:hAnsi="Times New Roman" w:cs="Times New Roman"/>
+        </w:rPr>
+      </w:pPr>
+      <w:r>
+        <w:rPr>
+          <w:rFonts w:ascii="Times New Roman" w:hAnsi="Times New Roman" w:cs="Times New Roman"/>
+        </w:rPr>
+        <w:t xml:space="preserve">Esta experiencia nos ha permitido crecer como profesionales, aclarándonos que en la </w:t>
+      </w:r>
+      <w:proofErr w:type="spellStart"/>
+      <w:r>
+        <w:rPr>
+          <w:rFonts w:ascii="Times New Roman" w:hAnsi="Times New Roman" w:cs="Times New Roman"/>
+        </w:rPr>
+        <w:t>practica</w:t>
+      </w:r>
+      <w:proofErr w:type="spellEnd"/>
+      <w:r>
+        <w:rPr>
+          <w:rFonts w:ascii="Times New Roman" w:hAnsi="Times New Roman" w:cs="Times New Roman"/>
+        </w:rPr>
+        <w:t xml:space="preserve"> </w:t>
+      </w:r>
+      <w:proofErr w:type="gramStart"/>
+      <w:r>
+        <w:rPr>
+          <w:rFonts w:ascii="Times New Roman" w:hAnsi="Times New Roman" w:cs="Times New Roman"/>
+        </w:rPr>
+        <w:t>la importancias</w:t>
+      </w:r>
+      <w:proofErr w:type="gramEnd"/>
+      <w:r>
+        <w:rPr>
+          <w:rFonts w:ascii="Times New Roman" w:hAnsi="Times New Roman" w:cs="Times New Roman"/>
+        </w:rPr>
+        <w:t xml:space="preserve"> de una arquitectura limpia y la necesidad de dedicar tiempo al análisis de todo antes de la codificación. Salimos de este proyecto no solo con un sistema funcional y robusto de la cual estamos orgullosos, sino con una mayor confianza en cada habilidad técnica individual de los integrantes del equipo; preparándonos para desafíos futuros no solo en los próximos semestres sino en nuestra carrera como ingenieros en Software.</w:t>
       </w:r>
     </w:p>
     <w:p>
@@ -1339,13 +1703,23 @@
               <w:lang w:val="es-ES"/>
             </w:rPr>
           </w:pPr>
+          <w:proofErr w:type="spellStart"/>
           <w:r>
             <w:rPr>
               <w:rFonts w:ascii="Times New Roman" w:hAnsi="Times New Roman" w:cs="Times New Roman"/>
               <w:b w:val="0"/>
               <w:bCs w:val="0"/>
             </w:rPr>
-            <w:t>Paper - Organización y planificación para el éxito grupal</w:t>
+            <w:t>Paper</w:t>
+          </w:r>
+          <w:proofErr w:type="spellEnd"/>
+          <w:r>
+            <w:rPr>
+              <w:rFonts w:ascii="Times New Roman" w:hAnsi="Times New Roman" w:cs="Times New Roman"/>
+              <w:b w:val="0"/>
+              <w:bCs w:val="0"/>
+            </w:rPr>
+            <w:t xml:space="preserve"> - Organización y planificación para el éxito grupal</w:t>
           </w:r>
         </w:p>
       </w:tc>
